--- a/How affordable are Dublin residential properties for First.docx
+++ b/How affordable are Dublin residential properties for First.docx
@@ -412,6 +412,13 @@
           <w:lang w:val="en-IE"/>
         </w:rPr>
         <w:t xml:space="preserve"> </w:t>
+      </w:r>
+      <w:r>
+        <w:rPr>
+          <w:rFonts w:ascii="Arial" w:hAnsi="Arial" w:cs="Arial"/>
+          <w:lang w:val="en-IE"/>
+        </w:rPr>
+        <w:t>.</w:t>
       </w:r>
     </w:p>
     <w:p>
